--- a/docs/文章/2026-04-29/JoJoe/老中医从不外传：这5种"养生食物"吃错了反而伤身！第3个很多人天天吃.docx
+++ b/docs/文章/2026-04-29/JoJoe/老中医从不外传：这5种"养生食物"吃错了反而伤身！第3个很多人天天吃.docx
@@ -1083,6 +1083,53 @@
         <w:t>养生有道，健康常在。</w:t>
       </w:r>
     </w:p>
+    <w:p>
+      <w:pPr>
+        <w:spacing w:before="0" w:after="120" w:line="360" w:lineRule="auto"/>
+      </w:pPr>
+    </w:p>
+    <w:p>
+      <w:pPr>
+        <w:spacing w:before="240" w:after="120" w:line="360" w:lineRule="auto"/>
+        <w:jc w:val="center"/>
+      </w:pPr>
+      <w:r>
+        <w:rPr>
+          <w:rFonts w:ascii="微软雅黑" w:hAnsi="微软雅黑" w:eastAsia="微软雅黑"/>
+          <w:b/>
+          <w:color w:val="E94560"/>
+          <w:sz w:val="24"/>
+        </w:rPr>
+        <w:t xml:space="preserve">#养生 </w:t>
+      </w:r>
+      <w:r>
+        <w:rPr>
+          <w:rFonts w:ascii="微软雅黑" w:hAnsi="微软雅黑" w:eastAsia="微软雅黑"/>
+          <w:b/>
+          <w:color w:val="E94560"/>
+          <w:sz w:val="24"/>
+        </w:rPr>
+        <w:t xml:space="preserve">#中医 </w:t>
+      </w:r>
+      <w:r>
+        <w:rPr>
+          <w:rFonts w:ascii="微软雅黑" w:hAnsi="微软雅黑" w:eastAsia="微软雅黑"/>
+          <w:b/>
+          <w:color w:val="E94560"/>
+          <w:sz w:val="24"/>
+        </w:rPr>
+        <w:t xml:space="preserve">#健康饮食 </w:t>
+      </w:r>
+      <w:r>
+        <w:rPr>
+          <w:rFonts w:ascii="微软雅黑" w:hAnsi="微软雅黑" w:eastAsia="微软雅黑"/>
+          <w:b/>
+          <w:color w:val="E94560"/>
+          <w:sz w:val="24"/>
+        </w:rPr>
+        <w:t xml:space="preserve">#食物禁忌 </w:t>
+      </w:r>
+    </w:p>
     <w:sectPr>
       <w:pgSz w:w="11906" w:h="16838"/>
       <w:pgMar w:top="1417" w:right="1417" w:bottom="1417" w:left="1417" w:header="720" w:footer="720" w:gutter="0"/>
